--- a/public/templates/autocertificazione.docx
+++ b/public/templates/autocertificazione.docx
@@ -255,26 +255,21 @@
     </w:p>
     <w:p>
       <w:pPr>
-        <w:spacing w:after="0" w:line="360" w:lineRule="auto"/>
-        <w:jc w:val="both"/>
-        <w:rPr>
-          <w:b/>
-          <w:bCs/>
-        </w:rPr>
-      </w:pPr>
-      <w:r>
-        <w:rPr>
-          <w:b/>
-          <w:bCs/>
-        </w:rPr>
-        <w:tab/>
-        <w:tab/>
-        <w:tab/>
-        <w:tab/>
-        <w:tab/>
-        <w:tab/>
-        <w:tab/>
-        <w:tab/>
+        <w:tabs>
+          <w:tab w:val="center" w:pos="7250"/>
+        </w:tabs>
+        <w:spacing w:after="0" w:line="360" w:lineRule="auto"/>
+        <w:jc w:val="both"/>
+        <w:rPr>
+          <w:b/>
+          <w:bCs/>
+        </w:rPr>
+      </w:pPr>
+      <w:r>
+        <w:rPr>
+          <w:b/>
+          <w:bCs/>
+        </w:rPr>
         <w:tab/>
         <w:t>COMPENSO LORDO</w:t>
       </w:r>
@@ -286,6 +281,9 @@
           <w:ilvl w:val="0"/>
           <w:numId w:val="1"/>
         </w:numPr>
+        <w:tabs>
+          <w:tab w:val="center" w:pos="7250"/>
+        </w:tabs>
         <w:spacing w:after="0" w:line="240" w:lineRule="auto"/>
         <w:jc w:val="both"/>
         <w:rPr>
@@ -300,9 +298,7 @@
         </w:rPr>
         <w:t>COMPENSO FINO A € 5.000,00</w:t>
         <w:tab/>
-        <w:tab/>
-        <w:tab/>
-        <w:t xml:space="preserve">                                         {{RIGA1}}</w:t>
+        <w:t>{{RIGA1}}</w:t>
       </w:r>
     </w:p>
     <w:p>
@@ -327,6 +323,9 @@
           <w:ilvl w:val="0"/>
           <w:numId w:val="1"/>
         </w:numPr>
+        <w:tabs>
+          <w:tab w:val="center" w:pos="7250"/>
+        </w:tabs>
         <w:spacing w:after="0" w:line="240" w:lineRule="auto"/>
       </w:pPr>
       <w:r>
@@ -336,9 +335,7 @@
         </w:rPr>
         <w:t xml:space="preserve">COMPENSO TRA € 5.000,01 ED € 15.000,00</w:t>
         <w:tab/>
-        <w:tab/>
-        <w:tab/>
-        <w:t xml:space="preserve"> {{RIGA2}}</w:t>
+        <w:t>{{RIGA2}}</w:t>
       </w:r>
     </w:p>
     <w:p>
@@ -363,6 +360,9 @@
           <w:ilvl w:val="0"/>
           <w:numId w:val="1"/>
         </w:numPr>
+        <w:tabs>
+          <w:tab w:val="center" w:pos="7250"/>
+        </w:tabs>
         <w:spacing w:after="0" w:line="240" w:lineRule="auto"/>
       </w:pPr>
       <w:r>
@@ -371,10 +371,6 @@
           <w:bCs/>
         </w:rPr>
         <w:t>COMPENSO OLTRE € 15.000,01</w:t>
-        <w:tab/>
-        <w:tab/>
-        <w:tab/>
-        <w:tab/>
         <w:tab/>
         <w:t>{{RIGA3}}</w:t>
       </w:r>
